--- a/star-wars/scenarios/birth-of-the-death-squadron/docs/g_journal_nuit.docx
+++ b/star-wars/scenarios/birth-of-the-death-squadron/docs/g_journal_nuit.docx
@@ -2074,46 +2074,46 @@
           <w:sz w:val="19"/>
           <w:szCs w:val="19"/>
         </w:rPr>
-        <w:t xml:space="preserve">–  Quart calme.</w:t>
-      </w:r>
-    </w:p>
-    <w:p>
-      <w:pPr>
-        <w:spacing w:after="60"/>
-        <w:ind w:left="300"/>
-      </w:pPr>
-      <w:r>
-        <w:rPr>
-          <w:sz w:val="19"/>
-          <w:szCs w:val="19"/>
-        </w:rPr>
-        <w:t xml:space="preserve">–  Ronde standard 22h, RAS.</w:t>
-      </w:r>
-    </w:p>
-    <w:p>
-      <w:pPr>
-        <w:spacing w:after="60"/>
-        <w:ind w:left="300"/>
-      </w:pPr>
-      <w:r>
-        <w:rPr>
-          <w:sz w:val="19"/>
-          <w:szCs w:val="19"/>
-        </w:rPr>
-        <w:t xml:space="preserve">–  Panne mineure d'éclairage secteur D, résolue en moins d'une heure par l'équipe technique de nuit.</w:t>
-      </w:r>
-    </w:p>
-    <w:p>
-      <w:pPr>
-        <w:spacing w:after="60"/>
-        <w:ind w:left="300"/>
-      </w:pPr>
-      <w:r>
-        <w:rPr>
-          <w:sz w:val="19"/>
-          <w:szCs w:val="19"/>
-        </w:rPr>
-        <w:t xml:space="preserve">–  Rapport de stock RAS.</w:t>
+        <w:t xml:space="preserve">–  Quart calme après la nuit agitée du 140.</w:t>
+      </w:r>
+    </w:p>
+    <w:p>
+      <w:pPr>
+        <w:spacing w:after="60"/>
+        <w:ind w:left="300"/>
+      </w:pPr>
+      <w:r>
+        <w:rPr>
+          <w:sz w:val="19"/>
+          <w:szCs w:val="19"/>
+        </w:rPr>
+        <w:t xml:space="preserve">–  Ronde standard, RAS.</w:t>
+      </w:r>
+    </w:p>
+    <w:p>
+      <w:pPr>
+        <w:spacing w:after="60"/>
+        <w:ind w:left="300"/>
+      </w:pPr>
+      <w:r>
+        <w:rPr>
+          <w:sz w:val="19"/>
+          <w:szCs w:val="19"/>
+        </w:rPr>
+        <w:t xml:space="preserve">–  Suivi du rapport d'incident de la nuit du 140, aucune suite reçue du Bureau de Surveillance à ce stade.</w:t>
+      </w:r>
+    </w:p>
+    <w:p>
+      <w:pPr>
+        <w:spacing w:after="60"/>
+        <w:ind w:left="300"/>
+      </w:pPr>
+      <w:r>
+        <w:rPr>
+          <w:sz w:val="19"/>
+          <w:szCs w:val="19"/>
+        </w:rPr>
+        <w:t xml:space="preserve">–  Contrôle du système de recyclage d'air, RAS.</w:t>
       </w:r>
     </w:p>
     <w:p>
@@ -2140,7 +2140,7 @@
           <w:sz w:val="19"/>
           <w:szCs w:val="19"/>
         </w:rPr>
-        <w:t xml:space="preserve">Passation à E. Voss : RAS.</w:t>
+        <w:t xml:space="preserve">Passation à E. Voss : RAS, quart calme.</w:t>
       </w:r>
     </w:p>
     <w:p>
@@ -2405,46 +2405,46 @@
           <w:sz w:val="19"/>
           <w:szCs w:val="19"/>
         </w:rPr>
-        <w:t xml:space="preserve">–  Quart calme après la nuit agitée du 140.</w:t>
-      </w:r>
-    </w:p>
-    <w:p>
-      <w:pPr>
-        <w:spacing w:after="60"/>
-        <w:ind w:left="300"/>
-      </w:pPr>
-      <w:r>
-        <w:rPr>
-          <w:sz w:val="19"/>
-          <w:szCs w:val="19"/>
-        </w:rPr>
-        <w:t xml:space="preserve">–  Ronde standard, RAS.</w:t>
-      </w:r>
-    </w:p>
-    <w:p>
-      <w:pPr>
-        <w:spacing w:after="60"/>
-        <w:ind w:left="300"/>
-      </w:pPr>
-      <w:r>
-        <w:rPr>
-          <w:sz w:val="19"/>
-          <w:szCs w:val="19"/>
-        </w:rPr>
-        <w:t xml:space="preserve">–  Suivi du rapport d'incident de la nuit du 140, aucune suite reçue du Bureau de Surveillance à ce stade.</w:t>
-      </w:r>
-    </w:p>
-    <w:p>
-      <w:pPr>
-        <w:spacing w:after="60"/>
-        <w:ind w:left="300"/>
-      </w:pPr>
-      <w:r>
-        <w:rPr>
-          <w:sz w:val="19"/>
-          <w:szCs w:val="19"/>
-        </w:rPr>
-        <w:t xml:space="preserve">–  Contrôle du système de recyclage d'air, RAS.</w:t>
+        <w:t xml:space="preserve">–  Quart calme.</w:t>
+      </w:r>
+    </w:p>
+    <w:p>
+      <w:pPr>
+        <w:spacing w:after="60"/>
+        <w:ind w:left="300"/>
+      </w:pPr>
+      <w:r>
+        <w:rPr>
+          <w:sz w:val="19"/>
+          <w:szCs w:val="19"/>
+        </w:rPr>
+        <w:t xml:space="preserve">–  Ronde standard 22h, RAS.</w:t>
+      </w:r>
+    </w:p>
+    <w:p>
+      <w:pPr>
+        <w:spacing w:after="60"/>
+        <w:ind w:left="300"/>
+      </w:pPr>
+      <w:r>
+        <w:rPr>
+          <w:sz w:val="19"/>
+          <w:szCs w:val="19"/>
+        </w:rPr>
+        <w:t xml:space="preserve">–  Panne mineure d'éclairage secteur D, résolue en moins d'une heure par l'équipe technique de nuit.</w:t>
+      </w:r>
+    </w:p>
+    <w:p>
+      <w:pPr>
+        <w:spacing w:after="60"/>
+        <w:ind w:left="300"/>
+      </w:pPr>
+      <w:r>
+        <w:rPr>
+          <w:sz w:val="19"/>
+          <w:szCs w:val="19"/>
+        </w:rPr>
+        <w:t xml:space="preserve">–  Rapport de stock RAS.</w:t>
       </w:r>
     </w:p>
     <w:p>
@@ -2471,7 +2471,7 @@
           <w:sz w:val="19"/>
           <w:szCs w:val="19"/>
         </w:rPr>
-        <w:t xml:space="preserve">Passation à E. Voss : RAS, quart calme.</w:t>
+        <w:t xml:space="preserve">Passation à E. Voss : RAS.</w:t>
       </w:r>
     </w:p>
     <w:p>
@@ -2512,33 +2512,20 @@
           <w:sz w:val="19"/>
           <w:szCs w:val="19"/>
         </w:rPr>
+        <w:t xml:space="preserve">–  Quart calme, suivi de la panne électrique de la nuit du 133, aucune anomalie résiduelle constatée.</w:t>
+      </w:r>
+    </w:p>
+    <w:p>
+      <w:pPr>
+        <w:spacing w:after="60"/>
+        <w:ind w:left="300"/>
+      </w:pPr>
+      <w:r>
+        <w:rPr>
+          <w:sz w:val="19"/>
+          <w:szCs w:val="19"/>
+        </w:rPr>
         <w:t xml:space="preserve">–  Ronde standard, RAS.</w:t>
-      </w:r>
-    </w:p>
-    <w:p>
-      <w:pPr>
-        <w:spacing w:after="60"/>
-        <w:ind w:left="300"/>
-      </w:pPr>
-      <w:r>
-        <w:rPr>
-          <w:sz w:val="19"/>
-          <w:szCs w:val="19"/>
-        </w:rPr>
-        <w:t xml:space="preserve">–  Léger désaccord entre deux membres de l'équipe de quai sur la répartition des tâches de nettoyage du quai, réglé par discussion directe, rien à escalader.</w:t>
-      </w:r>
-    </w:p>
-    <w:p>
-      <w:pPr>
-        <w:spacing w:after="60"/>
-        <w:ind w:left="300"/>
-      </w:pPr>
-      <w:r>
-        <w:rPr>
-          <w:sz w:val="19"/>
-          <w:szCs w:val="19"/>
-        </w:rPr>
-        <w:t xml:space="preserve">–  Rapport de stock RAS.</w:t>
       </w:r>
     </w:p>
     <w:p>
@@ -2791,20 +2778,33 @@
           <w:sz w:val="19"/>
           <w:szCs w:val="19"/>
         </w:rPr>
-        <w:t xml:space="preserve">–  Quart calme, suivi de la panne électrique de la nuit du 133, aucune anomalie résiduelle constatée.</w:t>
-      </w:r>
-    </w:p>
-    <w:p>
-      <w:pPr>
-        <w:spacing w:after="60"/>
-        <w:ind w:left="300"/>
-      </w:pPr>
-      <w:r>
-        <w:rPr>
-          <w:sz w:val="19"/>
-          <w:szCs w:val="19"/>
-        </w:rPr>
         <w:t xml:space="preserve">–  Ronde standard, RAS.</w:t>
+      </w:r>
+    </w:p>
+    <w:p>
+      <w:pPr>
+        <w:spacing w:after="60"/>
+        <w:ind w:left="300"/>
+      </w:pPr>
+      <w:r>
+        <w:rPr>
+          <w:sz w:val="19"/>
+          <w:szCs w:val="19"/>
+        </w:rPr>
+        <w:t xml:space="preserve">–  Léger désaccord entre deux membres de l'équipe de quai sur la répartition des tâches de nettoyage du quai, réglé par discussion directe, rien à escalader.</w:t>
+      </w:r>
+    </w:p>
+    <w:p>
+      <w:pPr>
+        <w:spacing w:after="60"/>
+        <w:ind w:left="300"/>
+      </w:pPr>
+      <w:r>
+        <w:rPr>
+          <w:sz w:val="19"/>
+          <w:szCs w:val="19"/>
+        </w:rPr>
+        <w:t xml:space="preserve">–  Rapport de stock RAS.</w:t>
       </w:r>
     </w:p>
     <w:p>
